--- a/docs/Airlock_User_Manual.docx
+++ b/docs/Airlock_User_Manual.docx
@@ -81,7 +81,7 @@
           <w:sz w:val="26"/>
           <w:szCs w:val="26"/>
         </w:rPr>
-        <w:t xml:space="preserve">Version 0.3.0</w:t>
+        <w:t xml:space="preserve">Version 0.4.0</w:t>
       </w:r>
     </w:p>
     <w:p>
@@ -15961,7 +15961,7 @@
         <w:sz w:val="18"/>
         <w:szCs w:val="18"/>
       </w:rPr>
-      <w:t xml:space="preserve">Airlock  |  User Manual  |  v0.3.0</w:t>
+      <w:t xml:space="preserve">Airlock  |  User Manual  |  v0.4.0</w:t>
     </w:r>
   </w:p>
 </w:hdr>
